--- a/docs/Project/Đặc tả Hệ thống (Chi tiết).docx
+++ b/docs/Project/Đặc tả Hệ thống (Chi tiết).docx
@@ -5,6 +5,7 @@
     <w:p>
       <w:pPr>
         <w:pStyle w:val="Heading1"/>
+        <w:ind w:firstLine="720"/>
       </w:pPr>
       <w:bookmarkStart w:id="0" w:name="đặc-tả-dự-án-project-specification"/>
       <w:r>
